--- a/libs/staff-shared-server/src/server/assets/workflowsTemplates/US_TN/custody_reclassification_template.docx
+++ b/libs/staff-shared-server/src/server/assets/workflowsTemplates/US_TN/custody_reclassification_template.docx
@@ -2,941 +2,6 @@
 <file path=word/document.xml><?xml version="1.0" encoding="utf-8"?>
 <w:document xmlns:wpc="http://schemas.microsoft.com/office/word/2010/wordprocessingCanvas" xmlns:cx="http://schemas.microsoft.com/office/drawing/2014/chartex" xmlns:cx1="http://schemas.microsoft.com/office/drawing/2015/9/8/chartex" xmlns:cx2="http://schemas.microsoft.com/office/drawing/2015/10/21/chartex" xmlns:cx3="http://schemas.microsoft.com/office/drawing/2016/5/9/chartex" xmlns:cx4="http://schemas.microsoft.com/office/drawing/2016/5/10/chartex" xmlns:cx5="http://schemas.microsoft.com/office/drawing/2016/5/11/chartex" xmlns:cx6="http://schemas.microsoft.com/office/drawing/2016/5/12/chartex" xmlns:cx7="http://schemas.microsoft.com/office/drawing/2016/5/13/chartex" xmlns:cx8="http://schemas.microsoft.com/office/drawing/2016/5/14/chartex" xmlns:mc="http://schemas.openxmlformats.org/markup-compatibility/2006" xmlns:aink="http://schemas.microsoft.com/office/drawing/2016/ink" xmlns:am3d="http://schemas.microsoft.com/office/drawing/2017/model3d" xmlns:o="urn:schemas-microsoft-com:office:office" xmlns:oel="http://schemas.microsoft.com/office/2019/extlst" xmlns:r="http://schemas.openxmlformats.org/officeDocument/2006/relationships" xmlns:m="http://schemas.openxmlformats.org/officeDocument/2006/math" xmlns:v="urn:schemas-microsoft-com:vml" xmlns:wp14="http://schemas.microsoft.com/office/word/2010/wordprocessingDrawing" xmlns:wp="http://schemas.openxmlformats.org/drawingml/2006/wordprocessingDrawing" xmlns:w10="urn:schemas-microsoft-com:office:word" xmlns:w="http://schemas.openxmlformats.org/wordprocessingml/2006/main" xmlns:w14="http://schemas.microsoft.com/office/word/2010/wordml" xmlns:w15="http://schemas.microsoft.com/office/word/2012/wordml" xmlns:w16cex="http://schemas.microsoft.com/office/word/2018/wordml/cex" xmlns:w16cid="http://schemas.microsoft.com/office/word/2016/wordml/cid" xmlns:w16="http://schemas.microsoft.com/office/word/2018/wordml" xmlns:w16du="http://schemas.microsoft.com/office/word/2023/wordml/word16du" xmlns:w16sdtdh="http://schemas.microsoft.com/office/word/2020/wordml/sdtdatahash" xmlns:w16sdtfl="http://schemas.microsoft.com/office/word/2024/wordml/sdtformatlock" xmlns:w16se="http://schemas.microsoft.com/office/word/2015/wordml/symex" xmlns:wpg="http://schemas.microsoft.com/office/word/2010/wordprocessingGroup" xmlns:wpi="http://schemas.microsoft.com/office/word/2010/wordprocessingInk" xmlns:wne="http://schemas.microsoft.com/office/word/2006/wordml" xmlns:wps="http://schemas.microsoft.com/office/word/2010/wordprocessingShape" mc:Ignorable="w14 w15 w16se w16cid w16 w16cex w16sdtdh w16sdtfl w16du wp14">
   <w:body>
-    <w:p>
-      <w:pPr>
-        <w:jc w:val="center"/>
-        <w:rPr>
-          <w:rFonts w:ascii="Consolas" w:eastAsia="Consolas" w:hAnsi="Consolas" w:cs="Consolas"/>
-          <w:color w:val="000000" w:themeColor="text1"/>
-        </w:rPr>
-      </w:pPr>
-      <w:r>
-        <w:rPr>
-          <w:rFonts w:ascii="Consolas" w:eastAsia="Consolas" w:hAnsi="Consolas" w:cs="Consolas"/>
-          <w:color w:val="000000" w:themeColor="text1"/>
-        </w:rPr>
-        <w:t>TENNESSEE DEPARTMENT OF CORRECTION</w:t>
-      </w:r>
-    </w:p>
-    <w:p>
-      <w:pPr>
-        <w:jc w:val="center"/>
-        <w:rPr>
-          <w:rFonts w:ascii="Consolas" w:eastAsia="Consolas" w:hAnsi="Consolas" w:cs="Consolas"/>
-          <w:color w:val="000000" w:themeColor="text1"/>
-        </w:rPr>
-      </w:pPr>
-      <w:r>
-        <w:rPr>
-          <w:rFonts w:ascii="Consolas" w:eastAsia="Consolas" w:hAnsi="Consolas" w:cs="Consolas"/>
-          <w:color w:val="000000" w:themeColor="text1"/>
-        </w:rPr>
-        <w:t>OFFENDER CLASSIFICATION SUMMARY</w:t>
-      </w:r>
-    </w:p>
-    <w:p>
-      <w:pPr>
-        <w:jc w:val="center"/>
-        <w:rPr>
-          <w:rFonts w:ascii="Consolas" w:eastAsia="Consolas" w:hAnsi="Consolas" w:cs="Consolas"/>
-        </w:rPr>
-      </w:pPr>
-    </w:p>
-    <w:p>
-      <w:pPr>
-        <w:rPr>
-          <w:rFonts w:ascii="Consolas" w:eastAsia="Consolas" w:hAnsi="Consolas" w:cs="Consolas"/>
-          <w:lang w:val="en-US"/>
-        </w:rPr>
-      </w:pPr>
-      <w:r>
-        <w:rPr>
-          <w:rFonts w:ascii="Consolas" w:eastAsia="Consolas" w:hAnsi="Consolas" w:cs="Consolas"/>
-          <w:lang w:val="en-US"/>
-        </w:rPr>
-        <w:t xml:space="preserve">TOMIS ID: </w:t>
-      </w:r>
-      <w:r>
-        <w:rPr>
-          <w:rFonts w:ascii="Consolas" w:eastAsia="Consolas" w:hAnsi="Consolas" w:cs="Consolas"/>
-          <w:u w:val="single"/>
-          <w:lang w:val="en-US"/>
-        </w:rPr>
-        <w:t>{</w:t>
-      </w:r>
-      <w:proofErr w:type="spellStart"/>
-      <w:r>
-        <w:rPr>
-          <w:rFonts w:ascii="Consolas" w:eastAsia="Consolas" w:hAnsi="Consolas" w:cs="Consolas"/>
-          <w:u w:val="single"/>
-          <w:lang w:val="en-US"/>
-        </w:rPr>
-        <w:t>omsId</w:t>
-      </w:r>
-      <w:proofErr w:type="spellEnd"/>
-      <w:r>
-        <w:rPr>
-          <w:rFonts w:ascii="Consolas" w:eastAsia="Consolas" w:hAnsi="Consolas" w:cs="Consolas"/>
-          <w:u w:val="single"/>
-          <w:lang w:val="en-US"/>
-        </w:rPr>
-        <w:t>}</w:t>
-      </w:r>
-      <w:r>
-        <w:tab/>
-      </w:r>
-    </w:p>
-    <w:p>
-      <w:pPr>
-        <w:rPr>
-          <w:rFonts w:ascii="Consolas" w:eastAsia="Consolas" w:hAnsi="Consolas" w:cs="Consolas"/>
-          <w:lang w:val="en-US"/>
-        </w:rPr>
-      </w:pPr>
-      <w:r>
-        <w:rPr>
-          <w:rFonts w:ascii="Consolas" w:eastAsia="Consolas" w:hAnsi="Consolas" w:cs="Consolas"/>
-          <w:lang w:val="en-US"/>
-        </w:rPr>
-        <w:t xml:space="preserve">Offender Name: </w:t>
-      </w:r>
-      <w:r>
-        <w:rPr>
-          <w:rFonts w:ascii="Consolas" w:eastAsia="Consolas" w:hAnsi="Consolas" w:cs="Consolas"/>
-          <w:u w:val="single"/>
-          <w:lang w:val="en-US"/>
-        </w:rPr>
-        <w:t>{</w:t>
-      </w:r>
-      <w:proofErr w:type="spellStart"/>
-      <w:r>
-        <w:rPr>
-          <w:rFonts w:ascii="Consolas" w:eastAsia="Consolas" w:hAnsi="Consolas" w:cs="Consolas"/>
-          <w:u w:val="single"/>
-          <w:lang w:val="en-US"/>
-        </w:rPr>
-        <w:t>residentFullName</w:t>
-      </w:r>
-      <w:proofErr w:type="spellEnd"/>
-      <w:r>
-        <w:rPr>
-          <w:rFonts w:ascii="Consolas" w:eastAsia="Consolas" w:hAnsi="Consolas" w:cs="Consolas"/>
-          <w:u w:val="single"/>
-          <w:lang w:val="en-US"/>
-        </w:rPr>
-        <w:t>}</w:t>
-      </w:r>
-      <w:r>
-        <w:tab/>
-      </w:r>
-    </w:p>
-    <w:p>
-      <w:pPr>
-        <w:rPr>
-          <w:rFonts w:ascii="Consolas" w:eastAsia="Consolas" w:hAnsi="Consolas" w:cs="Consolas"/>
-          <w:lang w:val="en-US"/>
-        </w:rPr>
-      </w:pPr>
-      <w:r>
-        <w:rPr>
-          <w:rFonts w:ascii="Consolas" w:eastAsia="Consolas" w:hAnsi="Consolas" w:cs="Consolas"/>
-          <w:lang w:val="en-US"/>
-        </w:rPr>
-        <w:t>Institution</w:t>
-      </w:r>
-      <w:r>
-        <w:rPr>
-          <w:rFonts w:ascii="Consolas" w:eastAsia="Consolas" w:hAnsi="Consolas" w:cs="Consolas"/>
-          <w:lang w:val="en-US"/>
-        </w:rPr>
-        <w:t xml:space="preserve"> </w:t>
-      </w:r>
-      <w:r>
-        <w:rPr>
-          <w:rFonts w:ascii="Consolas" w:eastAsia="Consolas" w:hAnsi="Consolas" w:cs="Consolas"/>
-          <w:lang w:val="en-US"/>
-        </w:rPr>
-        <w:t xml:space="preserve">Name: </w:t>
-      </w:r>
-      <w:r>
-        <w:rPr>
-          <w:rFonts w:ascii="Consolas" w:eastAsia="Consolas" w:hAnsi="Consolas" w:cs="Consolas"/>
-          <w:u w:val="single"/>
-          <w:lang w:val="en-US"/>
-        </w:rPr>
-        <w:t>{</w:t>
-      </w:r>
-      <w:proofErr w:type="spellStart"/>
-      <w:r>
-        <w:rPr>
-          <w:rFonts w:ascii="Consolas" w:eastAsia="Consolas" w:hAnsi="Consolas" w:cs="Consolas"/>
-          <w:u w:val="single"/>
-          <w:lang w:val="en-US"/>
-        </w:rPr>
-        <w:t>institutionName</w:t>
-      </w:r>
-      <w:proofErr w:type="spellEnd"/>
-      <w:r>
-        <w:rPr>
-          <w:rFonts w:ascii="Consolas" w:eastAsia="Consolas" w:hAnsi="Consolas" w:cs="Consolas"/>
-          <w:u w:val="single"/>
-          <w:lang w:val="en-US"/>
-        </w:rPr>
-        <w:t>}</w:t>
-      </w:r>
-      <w:r>
-        <w:tab/>
-      </w:r>
-    </w:p>
-    <w:p>
-      <w:pPr>
-        <w:rPr>
-          <w:rFonts w:ascii="Consolas" w:eastAsia="Consolas" w:hAnsi="Consolas" w:cs="Consolas"/>
-        </w:rPr>
-      </w:pPr>
-    </w:p>
-    <w:p>
-      <w:pPr>
-        <w:rPr>
-          <w:rFonts w:ascii="Consolas" w:eastAsia="Consolas" w:hAnsi="Consolas" w:cs="Consolas"/>
-        </w:rPr>
-      </w:pPr>
-      <w:r>
-        <w:rPr>
-          <w:rFonts w:ascii="Consolas" w:eastAsia="Consolas" w:hAnsi="Consolas" w:cs="Consolas"/>
-        </w:rPr>
-        <w:t>Classification Type: CLASSIFICATION</w:t>
-      </w:r>
-      <w:r>
-        <w:rPr>
-          <w:rFonts w:ascii="Consolas" w:eastAsia="Consolas" w:hAnsi="Consolas" w:cs="Consolas"/>
-        </w:rPr>
-        <w:tab/>
-      </w:r>
-      <w:r>
-        <w:rPr>
-          <w:rFonts w:ascii="Consolas" w:eastAsia="Consolas" w:hAnsi="Consolas" w:cs="Consolas"/>
-        </w:rPr>
-        <w:tab/>
-      </w:r>
-      <w:r>
-        <w:rPr>
-          <w:rFonts w:ascii="Consolas" w:eastAsia="Consolas" w:hAnsi="Consolas" w:cs="Consolas"/>
-        </w:rPr>
-        <w:tab/>
-      </w:r>
-      <w:r>
-        <w:rPr>
-          <w:rFonts w:ascii="Consolas" w:eastAsia="Consolas" w:hAnsi="Consolas" w:cs="Consolas"/>
-        </w:rPr>
-        <w:tab/>
-      </w:r>
-      <w:r>
-        <w:rPr>
-          <w:rFonts w:ascii="Consolas" w:eastAsia="Consolas" w:hAnsi="Consolas" w:cs="Consolas"/>
-        </w:rPr>
-        <w:tab/>
-      </w:r>
-      <w:r>
-        <w:rPr>
-          <w:rFonts w:ascii="Consolas" w:eastAsia="Consolas" w:hAnsi="Consolas" w:cs="Consolas"/>
-        </w:rPr>
-        <w:t xml:space="preserve">CAF Date: </w:t>
-      </w:r>
-      <w:r>
-        <w:rPr>
-          <w:rFonts w:ascii="Consolas" w:eastAsia="Consolas" w:hAnsi="Consolas" w:cs="Consolas"/>
-          <w:u w:val="single"/>
-        </w:rPr>
-        <w:t>{date}</w:t>
-      </w:r>
-      <w:r>
-        <w:rPr>
-          <w:rFonts w:ascii="Consolas" w:eastAsia="Consolas" w:hAnsi="Consolas" w:cs="Consolas"/>
-          <w:u w:val="single"/>
-        </w:rPr>
-        <w:tab/>
-      </w:r>
-    </w:p>
-    <w:p>
-      <w:pPr>
-        <w:rPr>
-          <w:rFonts w:ascii="Consolas" w:eastAsia="Consolas" w:hAnsi="Consolas" w:cs="Consolas"/>
-        </w:rPr>
-      </w:pPr>
-    </w:p>
-    <w:p>
-      <w:pPr>
-        <w:rPr>
-          <w:rFonts w:ascii="Consolas" w:eastAsia="Consolas" w:hAnsi="Consolas" w:cs="Consolas"/>
-          <w:u w:val="single"/>
-          <w:lang w:val="en-US"/>
-        </w:rPr>
-      </w:pPr>
-      <w:r>
-        <w:rPr>
-          <w:rFonts w:ascii="Consolas" w:eastAsia="Consolas" w:hAnsi="Consolas" w:cs="Consolas"/>
-          <w:lang w:val="en-US"/>
-        </w:rPr>
-        <w:t xml:space="preserve">Status at time of Hearing: </w:t>
-      </w:r>
-      <w:proofErr w:type="spellStart"/>
-      <w:r>
-        <w:rPr>
-          <w:rFonts w:ascii="Consolas" w:eastAsia="Consolas" w:hAnsi="Consolas" w:cs="Consolas"/>
-          <w:lang w:val="en-US"/>
-        </w:rPr>
-        <w:t>Gen.Pop</w:t>
-      </w:r>
-      <w:proofErr w:type="spellEnd"/>
-      <w:r>
-        <w:rPr>
-          <w:rFonts w:ascii="Consolas" w:eastAsia="Consolas" w:hAnsi="Consolas" w:cs="Consolas"/>
-          <w:lang w:val="en-US"/>
-        </w:rPr>
-        <w:t>.</w:t>
-      </w:r>
-      <w:r>
-        <w:rPr>
-          <w:rFonts w:ascii="Consolas" w:eastAsia="Consolas" w:hAnsi="Consolas" w:cs="Consolas"/>
-          <w:u w:val="single"/>
-          <w:lang w:val="en-US"/>
-        </w:rPr>
-        <w:t xml:space="preserve"> {#statusAtHearingSelectedGEN}</w:t>
-      </w:r>
-      <w:proofErr w:type="gramStart"/>
-      <w:r>
-        <w:rPr>
-          <w:rFonts w:ascii="Consolas" w:eastAsia="Consolas" w:hAnsi="Consolas" w:cs="Consolas"/>
-          <w:u w:val="single"/>
-          <w:lang w:val="en-US"/>
-        </w:rPr>
-        <w:t xml:space="preserve">X{/} </w:t>
-      </w:r>
-      <w:r>
-        <w:rPr>
-          <w:rFonts w:ascii="Consolas" w:eastAsia="Consolas" w:hAnsi="Consolas" w:cs="Consolas"/>
-          <w:lang w:val="en-US"/>
-        </w:rPr>
-        <w:t xml:space="preserve"> AS</w:t>
-      </w:r>
-      <w:proofErr w:type="gramEnd"/>
-      <w:r>
-        <w:rPr>
-          <w:rFonts w:ascii="Consolas" w:eastAsia="Consolas" w:hAnsi="Consolas" w:cs="Consolas"/>
-          <w:u w:val="single"/>
-          <w:lang w:val="en-US"/>
-        </w:rPr>
-        <w:t xml:space="preserve"> {#statusAtHearingSelectedAS}</w:t>
-      </w:r>
-      <w:proofErr w:type="gramStart"/>
-      <w:r>
-        <w:rPr>
-          <w:rFonts w:ascii="Consolas" w:eastAsia="Consolas" w:hAnsi="Consolas" w:cs="Consolas"/>
-          <w:u w:val="single"/>
-          <w:lang w:val="en-US"/>
-        </w:rPr>
-        <w:t xml:space="preserve">X{/} </w:t>
-      </w:r>
-      <w:r>
-        <w:rPr>
-          <w:rFonts w:ascii="Consolas" w:eastAsia="Consolas" w:hAnsi="Consolas" w:cs="Consolas"/>
-          <w:lang w:val="en-US"/>
-        </w:rPr>
-        <w:t xml:space="preserve"> PC</w:t>
-      </w:r>
-      <w:proofErr w:type="gramEnd"/>
-      <w:r>
-        <w:rPr>
-          <w:rFonts w:ascii="Consolas" w:eastAsia="Consolas" w:hAnsi="Consolas" w:cs="Consolas"/>
-          <w:u w:val="single"/>
-          <w:lang w:val="en-US"/>
-        </w:rPr>
-        <w:t xml:space="preserve">  {#statusAtHearingSelectedPC}</w:t>
-      </w:r>
-      <w:proofErr w:type="gramStart"/>
-      <w:r>
-        <w:rPr>
-          <w:rFonts w:ascii="Consolas" w:eastAsia="Consolas" w:hAnsi="Consolas" w:cs="Consolas"/>
-          <w:u w:val="single"/>
-          <w:lang w:val="en-US"/>
-        </w:rPr>
-        <w:t xml:space="preserve">X{/}   </w:t>
-      </w:r>
-      <w:proofErr w:type="gramEnd"/>
-      <w:r>
-        <w:rPr>
-          <w:rFonts w:ascii="Consolas" w:eastAsia="Consolas" w:hAnsi="Consolas" w:cs="Consolas"/>
-          <w:lang w:val="en-US"/>
-        </w:rPr>
-        <w:t xml:space="preserve"> </w:t>
-      </w:r>
-      <w:proofErr w:type="gramStart"/>
-      <w:r>
-        <w:rPr>
-          <w:rFonts w:ascii="Consolas" w:eastAsia="Consolas" w:hAnsi="Consolas" w:cs="Consolas"/>
-          <w:lang w:val="en-US"/>
-        </w:rPr>
-        <w:t xml:space="preserve">Other </w:t>
-      </w:r>
-      <w:r>
-        <w:rPr>
-          <w:rFonts w:ascii="Consolas" w:eastAsia="Consolas" w:hAnsi="Consolas" w:cs="Consolas"/>
-          <w:u w:val="single"/>
-          <w:lang w:val="en-US"/>
-        </w:rPr>
-        <w:t xml:space="preserve"> {</w:t>
-      </w:r>
-      <w:proofErr w:type="spellStart"/>
-      <w:proofErr w:type="gramEnd"/>
-      <w:r>
-        <w:rPr>
-          <w:rFonts w:ascii="Consolas" w:eastAsia="Consolas" w:hAnsi="Consolas" w:cs="Consolas"/>
-          <w:u w:val="single"/>
-          <w:lang w:val="en-US"/>
-        </w:rPr>
-        <w:t>statusAtHearingOther</w:t>
-      </w:r>
-      <w:proofErr w:type="spellEnd"/>
-      <w:r>
-        <w:rPr>
-          <w:rFonts w:ascii="Consolas" w:eastAsia="Consolas" w:hAnsi="Consolas" w:cs="Consolas"/>
-          <w:u w:val="single"/>
-          <w:lang w:val="en-US"/>
-        </w:rPr>
-        <w:t>}</w:t>
-      </w:r>
-      <w:r>
-        <w:tab/>
-      </w:r>
-    </w:p>
-    <w:p>
-      <w:pPr>
-        <w:rPr>
-          <w:rFonts w:ascii="Consolas" w:eastAsia="Consolas" w:hAnsi="Consolas" w:cs="Consolas"/>
-        </w:rPr>
-      </w:pPr>
-    </w:p>
-    <w:p>
-      <w:pPr>
-        <w:rPr>
-          <w:rFonts w:ascii="Consolas" w:eastAsia="Consolas" w:hAnsi="Consolas" w:cs="Consolas"/>
-          <w:u w:val="single"/>
-          <w:lang w:val="en-US"/>
-        </w:rPr>
-      </w:pPr>
-      <w:r>
-        <w:rPr>
-          <w:rFonts w:ascii="Consolas" w:eastAsia="Consolas" w:hAnsi="Consolas" w:cs="Consolas"/>
-          <w:lang w:val="en-US"/>
-        </w:rPr>
-        <w:t>Incompatibles: Yes</w:t>
-      </w:r>
-      <w:r>
-        <w:rPr>
-          <w:rFonts w:ascii="Consolas" w:eastAsia="Consolas" w:hAnsi="Consolas" w:cs="Consolas"/>
-          <w:u w:val="single"/>
-          <w:lang w:val="en-US"/>
-        </w:rPr>
-        <w:t xml:space="preserve"> {#hasIncompatiblesSelectedtrue}</w:t>
-      </w:r>
-      <w:proofErr w:type="gramStart"/>
-      <w:r>
-        <w:rPr>
-          <w:rFonts w:ascii="Consolas" w:eastAsia="Consolas" w:hAnsi="Consolas" w:cs="Consolas"/>
-          <w:u w:val="single"/>
-          <w:lang w:val="en-US"/>
-        </w:rPr>
-        <w:t xml:space="preserve">X{/} </w:t>
-      </w:r>
-      <w:r>
-        <w:rPr>
-          <w:rFonts w:ascii="Consolas" w:eastAsia="Consolas" w:hAnsi="Consolas" w:cs="Consolas"/>
-          <w:lang w:val="en-US"/>
-        </w:rPr>
-        <w:t xml:space="preserve"> No</w:t>
-      </w:r>
-      <w:proofErr w:type="gramEnd"/>
-      <w:r>
-        <w:rPr>
-          <w:rFonts w:ascii="Consolas" w:eastAsia="Consolas" w:hAnsi="Consolas" w:cs="Consolas"/>
-          <w:u w:val="single"/>
-          <w:lang w:val="en-US"/>
-        </w:rPr>
-        <w:t xml:space="preserve"> {#hasIncompatiblesSelectedfalse}</w:t>
-      </w:r>
-      <w:proofErr w:type="gramStart"/>
-      <w:r>
-        <w:rPr>
-          <w:rFonts w:ascii="Consolas" w:eastAsia="Consolas" w:hAnsi="Consolas" w:cs="Consolas"/>
-          <w:u w:val="single"/>
-          <w:lang w:val="en-US"/>
-        </w:rPr>
-        <w:t>X{</w:t>
-      </w:r>
-      <w:proofErr w:type="gramEnd"/>
-      <w:r>
-        <w:rPr>
-          <w:rFonts w:ascii="Consolas" w:eastAsia="Consolas" w:hAnsi="Consolas" w:cs="Consolas"/>
-          <w:u w:val="single"/>
-          <w:lang w:val="en-US"/>
-        </w:rPr>
-        <w:t>/}</w:t>
-      </w:r>
-      <w:r>
-        <w:tab/>
-      </w:r>
-      <w:r>
-        <w:rPr>
-          <w:rFonts w:ascii="Consolas" w:eastAsia="Consolas" w:hAnsi="Consolas" w:cs="Consolas"/>
-          <w:lang w:val="en-US"/>
-        </w:rPr>
-        <w:t>Inmate agrees to waive 48 hr. hearing notice:</w:t>
-      </w:r>
-      <w:r>
-        <w:tab/>
-      </w:r>
-    </w:p>
-    <w:p>
-      <w:pPr>
-        <w:rPr>
-          <w:rFonts w:ascii="Consolas" w:eastAsia="Consolas" w:hAnsi="Consolas" w:cs="Consolas"/>
-          <w:u w:val="single"/>
-          <w:lang w:val="en-US"/>
-        </w:rPr>
-      </w:pPr>
-      <w:r>
-        <w:rPr>
-          <w:rFonts w:ascii="Consolas" w:eastAsia="Consolas" w:hAnsi="Consolas" w:cs="Consolas"/>
-          <w:lang w:val="en-US"/>
-        </w:rPr>
-        <w:t>{#</w:t>
-      </w:r>
-      <w:proofErr w:type="gramStart"/>
-      <w:r>
-        <w:rPr>
-          <w:rFonts w:ascii="Consolas" w:eastAsia="Consolas" w:hAnsi="Consolas" w:cs="Consolas"/>
-          <w:lang w:val="en-US"/>
-        </w:rPr>
-        <w:t>hasIncompatibles}Incompatibles</w:t>
-      </w:r>
-      <w:proofErr w:type="gramEnd"/>
-      <w:r>
-        <w:rPr>
-          <w:rFonts w:ascii="Consolas" w:eastAsia="Consolas" w:hAnsi="Consolas" w:cs="Consolas"/>
-          <w:lang w:val="en-US"/>
-        </w:rPr>
-        <w:t>: {</w:t>
-      </w:r>
-      <w:proofErr w:type="spellStart"/>
-      <w:r>
-        <w:rPr>
-          <w:rFonts w:ascii="Consolas" w:eastAsia="Consolas" w:hAnsi="Consolas" w:cs="Consolas"/>
-          <w:u w:val="single"/>
-          <w:lang w:val="en-US"/>
-        </w:rPr>
-        <w:t>incompatiblesList</w:t>
-      </w:r>
-      <w:proofErr w:type="spellEnd"/>
-      <w:r>
-        <w:rPr>
-          <w:rFonts w:ascii="Consolas" w:eastAsia="Consolas" w:hAnsi="Consolas" w:cs="Consolas"/>
-          <w:u w:val="single"/>
-          <w:lang w:val="en-US"/>
-        </w:rPr>
-        <w:t>}</w:t>
-      </w:r>
-    </w:p>
-    <w:p>
-      <w:pPr>
-        <w:rPr>
-          <w:rFonts w:ascii="Consolas" w:eastAsia="Consolas" w:hAnsi="Consolas" w:cs="Consolas"/>
-        </w:rPr>
-      </w:pPr>
-      <w:r>
-        <w:rPr>
-          <w:rFonts w:ascii="Consolas" w:eastAsia="Consolas" w:hAnsi="Consolas" w:cs="Consolas"/>
-        </w:rPr>
-        <w:t>{/}</w:t>
-      </w:r>
-    </w:p>
-    <w:p>
-      <w:pPr>
-        <w:rPr>
-          <w:rFonts w:ascii="Consolas" w:eastAsia="Consolas" w:hAnsi="Consolas" w:cs="Consolas"/>
-          <w:lang w:val="en-US"/>
-        </w:rPr>
-      </w:pPr>
-      <w:r>
-        <w:rPr>
-          <w:rFonts w:ascii="Consolas" w:eastAsia="Consolas" w:hAnsi="Consolas" w:cs="Consolas"/>
-          <w:lang w:val="en-US"/>
-        </w:rPr>
-        <w:t xml:space="preserve">Scored CAF Range: </w:t>
-      </w:r>
-      <w:r>
-        <w:rPr>
-          <w:rFonts w:ascii="Consolas" w:eastAsia="Consolas" w:hAnsi="Consolas" w:cs="Consolas"/>
-          <w:u w:val="single"/>
-          <w:lang w:val="en-US"/>
-        </w:rPr>
-        <w:t>{</w:t>
-      </w:r>
-      <w:proofErr w:type="spellStart"/>
-      <w:r>
-        <w:rPr>
-          <w:rFonts w:ascii="Consolas" w:eastAsia="Consolas" w:hAnsi="Consolas" w:cs="Consolas"/>
-          <w:u w:val="single"/>
-          <w:lang w:val="en-US"/>
-        </w:rPr>
-        <w:t>totalText</w:t>
-      </w:r>
-      <w:proofErr w:type="spellEnd"/>
-      <w:r>
-        <w:rPr>
-          <w:rFonts w:ascii="Consolas" w:eastAsia="Consolas" w:hAnsi="Consolas" w:cs="Consolas"/>
-          <w:u w:val="single"/>
-          <w:lang w:val="en-US"/>
-        </w:rPr>
-        <w:t>}</w:t>
-      </w:r>
-      <w:r>
-        <w:tab/>
-      </w:r>
-      <w:r>
-        <w:tab/>
-      </w:r>
-      <w:r>
-        <w:rPr>
-          <w:rFonts w:ascii="Consolas" w:eastAsia="Consolas" w:hAnsi="Consolas" w:cs="Consolas"/>
-          <w:lang w:val="en-US"/>
-        </w:rPr>
-        <w:t xml:space="preserve">Current Custody Level: </w:t>
-      </w:r>
-      <w:r>
-        <w:rPr>
-          <w:rFonts w:ascii="Consolas" w:eastAsia="Consolas" w:hAnsi="Consolas" w:cs="Consolas"/>
-          <w:u w:val="single"/>
-          <w:lang w:val="en-US"/>
-        </w:rPr>
-        <w:t>{</w:t>
-      </w:r>
-      <w:proofErr w:type="spellStart"/>
-      <w:r>
-        <w:rPr>
-          <w:rFonts w:ascii="Consolas" w:eastAsia="Consolas" w:hAnsi="Consolas" w:cs="Consolas"/>
-          <w:u w:val="single"/>
-          <w:lang w:val="en-US"/>
-        </w:rPr>
-        <w:t>currentCustodyLevel</w:t>
-      </w:r>
-      <w:proofErr w:type="spellEnd"/>
-      <w:r>
-        <w:rPr>
-          <w:rFonts w:ascii="Consolas" w:eastAsia="Consolas" w:hAnsi="Consolas" w:cs="Consolas"/>
-          <w:u w:val="single"/>
-          <w:lang w:val="en-US"/>
-        </w:rPr>
-        <w:t>}</w:t>
-      </w:r>
-    </w:p>
-    <w:p>
-      <w:pPr>
-        <w:rPr>
-          <w:rFonts w:ascii="Consolas" w:eastAsia="Consolas" w:hAnsi="Consolas" w:cs="Consolas"/>
-        </w:rPr>
-      </w:pPr>
-    </w:p>
-    <w:p>
-      <w:pPr>
-        <w:rPr>
-          <w:rFonts w:ascii="Consolas" w:eastAsia="Consolas" w:hAnsi="Consolas" w:cs="Consolas"/>
-        </w:rPr>
-      </w:pPr>
-      <w:r>
-        <w:rPr>
-          <w:rFonts w:ascii="Consolas" w:eastAsia="Consolas" w:hAnsi="Consolas" w:cs="Consolas"/>
-        </w:rPr>
-        <w:t>Panel’s Majority Recommendation</w:t>
-      </w:r>
-      <w:r>
-        <w:rPr>
-          <w:rFonts w:ascii="Consolas" w:eastAsia="Consolas" w:hAnsi="Consolas" w:cs="Consolas"/>
-        </w:rPr>
-        <w:t>:</w:t>
-      </w:r>
-    </w:p>
-    <w:p>
-      <w:pPr>
-        <w:rPr>
-          <w:rFonts w:ascii="Consolas" w:eastAsia="Consolas" w:hAnsi="Consolas" w:cs="Consolas"/>
-          <w:lang w:val="en-US"/>
-        </w:rPr>
-      </w:pPr>
-      <w:r>
-        <w:rPr>
-          <w:rFonts w:ascii="Consolas" w:eastAsia="Consolas" w:hAnsi="Consolas" w:cs="Consolas"/>
-        </w:rPr>
-        <w:tab/>
-      </w:r>
-      <w:r>
-        <w:rPr>
-          <w:rFonts w:ascii="Consolas" w:eastAsia="Consolas" w:hAnsi="Consolas" w:cs="Consolas"/>
-          <w:lang w:val="en-US"/>
-        </w:rPr>
-        <w:t xml:space="preserve">Facility Assignment: </w:t>
-      </w:r>
-      <w:r>
-        <w:rPr>
-          <w:rFonts w:ascii="Consolas" w:eastAsia="Consolas" w:hAnsi="Consolas" w:cs="Consolas"/>
-          <w:u w:val="single"/>
-          <w:lang w:val="en-US"/>
-        </w:rPr>
-        <w:t>{</w:t>
-      </w:r>
-      <w:proofErr w:type="spellStart"/>
-      <w:proofErr w:type="gramStart"/>
-      <w:r>
-        <w:rPr>
-          <w:rFonts w:ascii="Consolas" w:eastAsia="Consolas" w:hAnsi="Consolas" w:cs="Consolas"/>
-          <w:u w:val="single"/>
-          <w:lang w:val="en-US"/>
-        </w:rPr>
-        <w:t>recommendationFacilityAssignment</w:t>
-      </w:r>
-      <w:proofErr w:type="spellEnd"/>
-      <w:r>
-        <w:rPr>
-          <w:rFonts w:ascii="Consolas" w:eastAsia="Consolas" w:hAnsi="Consolas" w:cs="Consolas"/>
-          <w:u w:val="single"/>
-          <w:lang w:val="en-US"/>
-        </w:rPr>
-        <w:t>}</w:t>
-      </w:r>
-      <w:r>
-        <w:rPr>
-          <w:rFonts w:ascii="Consolas" w:eastAsia="Consolas" w:hAnsi="Consolas" w:cs="Consolas"/>
-          <w:lang w:val="en-US"/>
-        </w:rPr>
-        <w:t xml:space="preserve">  Transfer</w:t>
-      </w:r>
-      <w:proofErr w:type="gramEnd"/>
-      <w:r>
-        <w:rPr>
-          <w:rFonts w:ascii="Consolas" w:eastAsia="Consolas" w:hAnsi="Consolas" w:cs="Consolas"/>
-          <w:lang w:val="en-US"/>
-        </w:rPr>
-        <w:t>: Yes</w:t>
-      </w:r>
-      <w:r>
-        <w:rPr>
-          <w:rFonts w:ascii="Consolas" w:eastAsia="Consolas" w:hAnsi="Consolas" w:cs="Consolas"/>
-          <w:u w:val="single"/>
-          <w:lang w:val="en-US"/>
-        </w:rPr>
-        <w:t xml:space="preserve"> {#recommendationTransferSelectedtrue}</w:t>
-      </w:r>
-      <w:proofErr w:type="gramStart"/>
-      <w:r>
-        <w:rPr>
-          <w:rFonts w:ascii="Consolas" w:eastAsia="Consolas" w:hAnsi="Consolas" w:cs="Consolas"/>
-          <w:u w:val="single"/>
-          <w:lang w:val="en-US"/>
-        </w:rPr>
-        <w:t xml:space="preserve">X{/}  </w:t>
-      </w:r>
-      <w:r>
-        <w:rPr>
-          <w:rFonts w:ascii="Consolas" w:eastAsia="Consolas" w:hAnsi="Consolas" w:cs="Consolas"/>
-          <w:lang w:val="en-US"/>
-        </w:rPr>
-        <w:t xml:space="preserve"> </w:t>
-      </w:r>
-      <w:proofErr w:type="gramEnd"/>
-      <w:r>
-        <w:rPr>
-          <w:rFonts w:ascii="Consolas" w:eastAsia="Consolas" w:hAnsi="Consolas" w:cs="Consolas"/>
-          <w:lang w:val="en-US"/>
-        </w:rPr>
-        <w:t>No</w:t>
-      </w:r>
-      <w:r>
-        <w:rPr>
-          <w:rFonts w:ascii="Consolas" w:eastAsia="Consolas" w:hAnsi="Consolas" w:cs="Consolas"/>
-          <w:u w:val="single"/>
-          <w:lang w:val="en-US"/>
-        </w:rPr>
-        <w:t xml:space="preserve"> {#recommendationTransferSelectedfalse}</w:t>
-      </w:r>
-      <w:proofErr w:type="gramStart"/>
-      <w:r>
-        <w:rPr>
-          <w:rFonts w:ascii="Consolas" w:eastAsia="Consolas" w:hAnsi="Consolas" w:cs="Consolas"/>
-          <w:u w:val="single"/>
-          <w:lang w:val="en-US"/>
-        </w:rPr>
-        <w:t xml:space="preserve">X{/}  </w:t>
-      </w:r>
-      <w:r>
-        <w:rPr>
-          <w:rFonts w:ascii="Consolas" w:eastAsia="Consolas" w:hAnsi="Consolas" w:cs="Consolas"/>
-          <w:lang w:val="en-US"/>
-        </w:rPr>
-        <w:t xml:space="preserve"> </w:t>
-      </w:r>
-      <w:proofErr w:type="gramEnd"/>
-      <w:r>
-        <w:rPr>
-          <w:rFonts w:ascii="Consolas" w:eastAsia="Consolas" w:hAnsi="Consolas" w:cs="Consolas"/>
-          <w:lang w:val="en-US"/>
-        </w:rPr>
-        <w:t>Explain Below:</w:t>
-      </w:r>
-    </w:p>
-    <w:p>
-      <w:pPr>
-        <w:rPr>
-          <w:rFonts w:ascii="Consolas" w:eastAsia="Consolas" w:hAnsi="Consolas" w:cs="Consolas"/>
-          <w:u w:val="single"/>
-          <w:lang w:val="en-US"/>
-        </w:rPr>
-      </w:pPr>
-      <w:r>
-        <w:rPr>
-          <w:rFonts w:ascii="Consolas" w:eastAsia="Consolas" w:hAnsi="Consolas" w:cs="Consolas"/>
-        </w:rPr>
-        <w:tab/>
-      </w:r>
-      <w:r>
-        <w:rPr>
-          <w:rFonts w:ascii="Consolas" w:eastAsia="Consolas" w:hAnsi="Consolas" w:cs="Consolas"/>
-          <w:lang w:val="en-US"/>
-        </w:rPr>
-        <w:t xml:space="preserve">Custody Level: </w:t>
-      </w:r>
-      <w:r>
-        <w:rPr>
-          <w:rFonts w:ascii="Consolas" w:eastAsia="Consolas" w:hAnsi="Consolas" w:cs="Consolas"/>
-          <w:u w:val="single"/>
-          <w:lang w:val="en-US"/>
-        </w:rPr>
-        <w:t>{</w:t>
-      </w:r>
-      <w:proofErr w:type="spellStart"/>
-      <w:r>
-        <w:rPr>
-          <w:rFonts w:ascii="Consolas" w:eastAsia="Consolas" w:hAnsi="Consolas" w:cs="Consolas"/>
-          <w:u w:val="single"/>
-          <w:lang w:val="en-US"/>
-        </w:rPr>
-        <w:t>recommendationCustodyLevel</w:t>
-      </w:r>
-      <w:proofErr w:type="spellEnd"/>
-      <w:r>
-        <w:rPr>
-          <w:rFonts w:ascii="Consolas" w:eastAsia="Consolas" w:hAnsi="Consolas" w:cs="Consolas"/>
-          <w:u w:val="single"/>
-          <w:lang w:val="en-US"/>
-        </w:rPr>
-        <w:t>}</w:t>
-      </w:r>
-      <w:r>
-        <w:rPr>
-          <w:rFonts w:ascii="Consolas" w:eastAsia="Consolas" w:hAnsi="Consolas" w:cs="Consolas"/>
-          <w:u w:val="single"/>
-        </w:rPr>
-        <w:tab/>
-      </w:r>
-    </w:p>
-    <w:p>
-      <w:pPr>
-        <w:rPr>
-          <w:rFonts w:ascii="Consolas" w:eastAsia="Consolas" w:hAnsi="Consolas" w:cs="Consolas"/>
-          <w:u w:val="single"/>
-          <w:lang w:val="en-US"/>
-        </w:rPr>
-      </w:pPr>
-      <w:r>
-        <w:rPr>
-          <w:rFonts w:ascii="Consolas" w:eastAsia="Consolas" w:hAnsi="Consolas" w:cs="Consolas"/>
-        </w:rPr>
-        <w:tab/>
-      </w:r>
-      <w:r>
-        <w:rPr>
-          <w:rFonts w:ascii="Consolas" w:eastAsia="Consolas" w:hAnsi="Consolas" w:cs="Consolas"/>
-          <w:lang w:val="en-US"/>
-        </w:rPr>
-        <w:t>Override</w:t>
-      </w:r>
-      <w:r>
-        <w:rPr>
-          <w:rFonts w:ascii="Consolas" w:eastAsia="Consolas" w:hAnsi="Consolas" w:cs="Consolas"/>
-          <w:lang w:val="en-US"/>
-        </w:rPr>
-        <w:t xml:space="preserve"> </w:t>
-      </w:r>
-      <w:r>
-        <w:rPr>
-          <w:rFonts w:ascii="Consolas" w:eastAsia="Consolas" w:hAnsi="Consolas" w:cs="Consolas"/>
-          <w:lang w:val="en-US"/>
-        </w:rPr>
-        <w:t xml:space="preserve">Type: </w:t>
-      </w:r>
-      <w:r>
-        <w:rPr>
-          <w:rFonts w:ascii="Consolas" w:eastAsia="Consolas" w:hAnsi="Consolas" w:cs="Consolas"/>
-          <w:u w:val="single"/>
-          <w:lang w:val="en-US"/>
-        </w:rPr>
-        <w:t>{</w:t>
-      </w:r>
-      <w:proofErr w:type="spellStart"/>
-      <w:r>
-        <w:rPr>
-          <w:rFonts w:ascii="Consolas" w:eastAsia="Consolas" w:hAnsi="Consolas" w:cs="Consolas"/>
-          <w:u w:val="single"/>
-          <w:lang w:val="en-US"/>
-        </w:rPr>
-        <w:t>recommendationOverrideType</w:t>
-      </w:r>
-      <w:proofErr w:type="spellEnd"/>
-      <w:r>
-        <w:rPr>
-          <w:rFonts w:ascii="Consolas" w:eastAsia="Consolas" w:hAnsi="Consolas" w:cs="Consolas"/>
-          <w:u w:val="single"/>
-          <w:lang w:val="en-US"/>
-        </w:rPr>
-        <w:t>}</w:t>
-      </w:r>
-    </w:p>
-    <w:p>
-      <w:pPr>
-        <w:ind w:firstLine="720"/>
-        <w:rPr>
-          <w:rFonts w:ascii="Consolas" w:eastAsia="Consolas" w:hAnsi="Consolas" w:cs="Consolas"/>
-          <w:u w:val="single"/>
-        </w:rPr>
-      </w:pPr>
-      <w:r>
-        <w:rPr>
-          <w:rFonts w:ascii="Consolas" w:eastAsia="Consolas" w:hAnsi="Consolas" w:cs="Consolas"/>
-        </w:rPr>
-        <w:t>Justification, Program Recommend</w:t>
-      </w:r>
-      <w:r>
-        <w:rPr>
-          <w:rFonts w:ascii="Consolas" w:eastAsia="Consolas" w:hAnsi="Consolas" w:cs="Consolas"/>
-        </w:rPr>
-        <w:t>ation</w:t>
-      </w:r>
-      <w:r>
-        <w:rPr>
-          <w:rFonts w:ascii="Consolas" w:eastAsia="Consolas" w:hAnsi="Consolas" w:cs="Consolas"/>
-        </w:rPr>
-        <w:t xml:space="preserve">s, and Summary: </w:t>
-      </w:r>
-    </w:p>
     <w:p>
       <w:pPr>
         <w:tabs>
@@ -948,938 +13,6 @@
           <w:lang w:val="en-US"/>
         </w:rPr>
       </w:pPr>
-      <w:r>
-        <w:rPr>
-          <w:rFonts w:ascii="Consolas" w:eastAsia="Consolas" w:hAnsi="Consolas" w:cs="Consolas"/>
-          <w:u w:val="single"/>
-          <w:lang w:val="en-US"/>
-        </w:rPr>
-        <w:t>{</w:t>
-      </w:r>
-      <w:proofErr w:type="spellStart"/>
-      <w:r>
-        <w:rPr>
-          <w:rFonts w:ascii="Consolas" w:eastAsia="Consolas" w:hAnsi="Consolas" w:cs="Consolas"/>
-          <w:u w:val="single"/>
-          <w:lang w:val="en-US"/>
-        </w:rPr>
-        <w:t>recommendationJustification</w:t>
-      </w:r>
-      <w:proofErr w:type="spellEnd"/>
-      <w:r>
-        <w:rPr>
-          <w:rFonts w:ascii="Consolas" w:eastAsia="Consolas" w:hAnsi="Consolas" w:cs="Consolas"/>
-          <w:u w:val="single"/>
-          <w:lang w:val="en-US"/>
-        </w:rPr>
-        <w:t>}</w:t>
-      </w:r>
-      <w:r>
-        <w:tab/>
-      </w:r>
-    </w:p>
-    <w:p>
-      <w:pPr>
-        <w:rPr>
-          <w:rFonts w:ascii="Consolas" w:eastAsia="Consolas" w:hAnsi="Consolas" w:cs="Consolas"/>
-          <w:u w:val="single"/>
-        </w:rPr>
-      </w:pPr>
-    </w:p>
-    <w:p>
-      <w:pPr>
-        <w:rPr>
-          <w:rFonts w:ascii="Consolas" w:eastAsia="Consolas" w:hAnsi="Consolas" w:cs="Consolas"/>
-          <w:u w:val="single"/>
-          <w:lang w:val="en-US"/>
-        </w:rPr>
-      </w:pPr>
-      <w:r>
-        <w:rPr>
-          <w:rFonts w:ascii="Consolas" w:eastAsia="Consolas" w:hAnsi="Consolas" w:cs="Consolas"/>
-          <w:lang w:val="en-US"/>
-        </w:rPr>
-        <w:t xml:space="preserve">Updated Photo Needed:   Yes </w:t>
-      </w:r>
-      <w:r>
-        <w:tab/>
-      </w:r>
-      <w:r>
-        <w:rPr>
-          <w:rFonts w:ascii="Consolas" w:eastAsia="Consolas" w:hAnsi="Consolas" w:cs="Consolas"/>
-          <w:u w:val="single"/>
-          <w:lang w:val="en-US"/>
-        </w:rPr>
-        <w:t>{#updatedPhotoNeededSelectedtrue}</w:t>
-      </w:r>
-      <w:proofErr w:type="gramStart"/>
-      <w:r>
-        <w:rPr>
-          <w:rFonts w:ascii="Consolas" w:eastAsia="Consolas" w:hAnsi="Consolas" w:cs="Consolas"/>
-          <w:u w:val="single"/>
-          <w:lang w:val="en-US"/>
-        </w:rPr>
-        <w:t>X{</w:t>
-      </w:r>
-      <w:proofErr w:type="gramEnd"/>
-      <w:r>
-        <w:rPr>
-          <w:rFonts w:ascii="Consolas" w:eastAsia="Consolas" w:hAnsi="Consolas" w:cs="Consolas"/>
-          <w:u w:val="single"/>
-          <w:lang w:val="en-US"/>
-        </w:rPr>
-        <w:t>/}</w:t>
-      </w:r>
-      <w:r>
-        <w:tab/>
-      </w:r>
-      <w:r>
-        <w:rPr>
-          <w:rFonts w:ascii="Consolas" w:eastAsia="Consolas" w:hAnsi="Consolas" w:cs="Consolas"/>
-          <w:lang w:val="en-US"/>
-        </w:rPr>
-        <w:t xml:space="preserve">   No </w:t>
-      </w:r>
-      <w:r>
-        <w:tab/>
-      </w:r>
-      <w:r>
-        <w:rPr>
-          <w:rFonts w:ascii="Consolas" w:eastAsia="Consolas" w:hAnsi="Consolas" w:cs="Consolas"/>
-          <w:u w:val="single"/>
-          <w:lang w:val="en-US"/>
-        </w:rPr>
-        <w:t>{#updatedPhotoNeededSelected</w:t>
-      </w:r>
-      <w:r>
-        <w:rPr>
-          <w:rFonts w:ascii="Consolas" w:eastAsia="Consolas" w:hAnsi="Consolas" w:cs="Consolas"/>
-          <w:u w:val="single"/>
-          <w:lang w:val="en-US"/>
-        </w:rPr>
-        <w:t>false</w:t>
-      </w:r>
-      <w:r>
-        <w:rPr>
-          <w:rFonts w:ascii="Consolas" w:eastAsia="Consolas" w:hAnsi="Consolas" w:cs="Consolas"/>
-          <w:u w:val="single"/>
-          <w:lang w:val="en-US"/>
-        </w:rPr>
-        <w:t>}</w:t>
-      </w:r>
-      <w:proofErr w:type="gramStart"/>
-      <w:r>
-        <w:rPr>
-          <w:rFonts w:ascii="Consolas" w:eastAsia="Consolas" w:hAnsi="Consolas" w:cs="Consolas"/>
-          <w:u w:val="single"/>
-          <w:lang w:val="en-US"/>
-        </w:rPr>
-        <w:t>X{</w:t>
-      </w:r>
-      <w:proofErr w:type="gramEnd"/>
-      <w:r>
-        <w:rPr>
-          <w:rFonts w:ascii="Consolas" w:eastAsia="Consolas" w:hAnsi="Consolas" w:cs="Consolas"/>
-          <w:u w:val="single"/>
-          <w:lang w:val="en-US"/>
-        </w:rPr>
-        <w:t>/}</w:t>
-      </w:r>
-      <w:r>
-        <w:tab/>
-      </w:r>
-    </w:p>
-    <w:p>
-      <w:pPr>
-        <w:rPr>
-          <w:rFonts w:ascii="Consolas" w:eastAsia="Consolas" w:hAnsi="Consolas" w:cs="Consolas"/>
-          <w:lang w:val="en-US"/>
-        </w:rPr>
-      </w:pPr>
-      <w:r>
-        <w:rPr>
-          <w:rFonts w:ascii="Consolas" w:eastAsia="Consolas" w:hAnsi="Consolas" w:cs="Consolas"/>
-          <w:lang w:val="en-US"/>
-        </w:rPr>
-        <w:t xml:space="preserve">Emergency Contact Updated:   Yes </w:t>
-      </w:r>
-      <w:r>
-        <w:tab/>
-      </w:r>
-      <w:r>
-        <w:rPr>
-          <w:rFonts w:ascii="Consolas" w:eastAsia="Consolas" w:hAnsi="Consolas" w:cs="Consolas"/>
-          <w:u w:val="single"/>
-          <w:lang w:val="en-US"/>
-        </w:rPr>
-        <w:t>{#emergencyContactUpdated</w:t>
-      </w:r>
-      <w:r>
-        <w:rPr>
-          <w:rFonts w:ascii="Consolas" w:eastAsia="Consolas" w:hAnsi="Consolas" w:cs="Consolas"/>
-          <w:u w:val="single"/>
-          <w:lang w:val="en-US"/>
-        </w:rPr>
-        <w:t>Selectedtrue</w:t>
-      </w:r>
-      <w:r>
-        <w:rPr>
-          <w:rFonts w:ascii="Consolas" w:eastAsia="Consolas" w:hAnsi="Consolas" w:cs="Consolas"/>
-          <w:u w:val="single"/>
-          <w:lang w:val="en-US"/>
-        </w:rPr>
-        <w:t>}</w:t>
-      </w:r>
-      <w:proofErr w:type="gramStart"/>
-      <w:r>
-        <w:rPr>
-          <w:rFonts w:ascii="Consolas" w:eastAsia="Consolas" w:hAnsi="Consolas" w:cs="Consolas"/>
-          <w:u w:val="single"/>
-          <w:lang w:val="en-US"/>
-        </w:rPr>
-        <w:t>X{</w:t>
-      </w:r>
-      <w:proofErr w:type="gramEnd"/>
-      <w:r>
-        <w:rPr>
-          <w:rFonts w:ascii="Consolas" w:eastAsia="Consolas" w:hAnsi="Consolas" w:cs="Consolas"/>
-          <w:u w:val="single"/>
-          <w:lang w:val="en-US"/>
-        </w:rPr>
-        <w:t>/}</w:t>
-      </w:r>
-      <w:r>
-        <w:tab/>
-      </w:r>
-      <w:r>
-        <w:rPr>
-          <w:rFonts w:ascii="Consolas" w:eastAsia="Consolas" w:hAnsi="Consolas" w:cs="Consolas"/>
-          <w:lang w:val="en-US"/>
-        </w:rPr>
-        <w:t xml:space="preserve">   No </w:t>
-      </w:r>
-      <w:r>
-        <w:tab/>
-      </w:r>
-      <w:r>
-        <w:rPr>
-          <w:rFonts w:ascii="Consolas" w:eastAsia="Consolas" w:hAnsi="Consolas" w:cs="Consolas"/>
-          <w:u w:val="single"/>
-          <w:lang w:val="en-US"/>
-        </w:rPr>
-        <w:t>{#emergencyContactUpdated</w:t>
-      </w:r>
-      <w:r>
-        <w:rPr>
-          <w:rFonts w:ascii="Consolas" w:eastAsia="Consolas" w:hAnsi="Consolas" w:cs="Consolas"/>
-          <w:u w:val="single"/>
-          <w:lang w:val="en-US"/>
-        </w:rPr>
-        <w:t>Selected</w:t>
-      </w:r>
-      <w:r>
-        <w:rPr>
-          <w:rFonts w:ascii="Consolas" w:eastAsia="Consolas" w:hAnsi="Consolas" w:cs="Consolas"/>
-          <w:u w:val="single"/>
-          <w:lang w:val="en-US"/>
-        </w:rPr>
-        <w:t>false}</w:t>
-      </w:r>
-      <w:proofErr w:type="gramStart"/>
-      <w:r>
-        <w:rPr>
-          <w:rFonts w:ascii="Consolas" w:eastAsia="Consolas" w:hAnsi="Consolas" w:cs="Consolas"/>
-          <w:u w:val="single"/>
-          <w:lang w:val="en-US"/>
-        </w:rPr>
-        <w:t>X{</w:t>
-      </w:r>
-      <w:proofErr w:type="gramEnd"/>
-      <w:r>
-        <w:rPr>
-          <w:rFonts w:ascii="Consolas" w:eastAsia="Consolas" w:hAnsi="Consolas" w:cs="Consolas"/>
-          <w:u w:val="single"/>
-          <w:lang w:val="en-US"/>
-        </w:rPr>
-        <w:t>/}</w:t>
-      </w:r>
-      <w:r>
-        <w:tab/>
-      </w:r>
-      <w:r>
-        <w:rPr>
-          <w:rFonts w:ascii="Consolas" w:eastAsia="Consolas" w:hAnsi="Consolas" w:cs="Consolas"/>
-          <w:lang w:val="en-US"/>
-        </w:rPr>
-        <w:t xml:space="preserve">   Date </w:t>
-      </w:r>
-      <w:proofErr w:type="gramStart"/>
-      <w:r>
-        <w:rPr>
-          <w:rFonts w:ascii="Consolas" w:eastAsia="Consolas" w:hAnsi="Consolas" w:cs="Consolas"/>
-          <w:lang w:val="en-US"/>
-        </w:rPr>
-        <w:t>Updated:</w:t>
-      </w:r>
-      <w:r>
-        <w:rPr>
-          <w:rFonts w:ascii="Consolas" w:eastAsia="Consolas" w:hAnsi="Consolas" w:cs="Consolas"/>
-          <w:u w:val="single"/>
-          <w:lang w:val="en-US"/>
-        </w:rPr>
-        <w:t>{</w:t>
-      </w:r>
-      <w:proofErr w:type="spellStart"/>
-      <w:proofErr w:type="gramEnd"/>
-      <w:r>
-        <w:rPr>
-          <w:rFonts w:ascii="Consolas" w:eastAsia="Consolas" w:hAnsi="Consolas" w:cs="Consolas"/>
-          <w:u w:val="single"/>
-          <w:lang w:val="en-US"/>
-        </w:rPr>
-        <w:t>emergencyContactUpdatedDate</w:t>
-      </w:r>
-      <w:proofErr w:type="spellEnd"/>
-      <w:r>
-        <w:rPr>
-          <w:rFonts w:ascii="Consolas" w:eastAsia="Consolas" w:hAnsi="Consolas" w:cs="Consolas"/>
-          <w:u w:val="single"/>
-          <w:lang w:val="en-US"/>
-        </w:rPr>
-        <w:t>}</w:t>
-      </w:r>
-    </w:p>
-    <w:p>
-      <w:pPr>
-        <w:rPr>
-          <w:rFonts w:ascii="Consolas" w:eastAsia="Consolas" w:hAnsi="Consolas" w:cs="Consolas"/>
-          <w:u w:val="single"/>
-        </w:rPr>
-      </w:pPr>
-    </w:p>
-    <w:p>
-      <w:pPr>
-        <w:rPr>
-          <w:rFonts w:ascii="Consolas" w:eastAsia="Consolas" w:hAnsi="Consolas" w:cs="Consolas"/>
-        </w:rPr>
-      </w:pPr>
-    </w:p>
-    <w:p>
-      <w:pPr>
-        <w:rPr>
-          <w:rFonts w:ascii="Consolas" w:eastAsia="Consolas" w:hAnsi="Consolas" w:cs="Consolas"/>
-          <w:u w:val="single"/>
-        </w:rPr>
-      </w:pPr>
-      <w:r>
-        <w:rPr>
-          <w:rFonts w:ascii="Consolas" w:eastAsia="Consolas" w:hAnsi="Consolas" w:cs="Consolas"/>
-        </w:rPr>
-        <w:t xml:space="preserve">Offender Signature: </w:t>
-      </w:r>
-      <w:r>
-        <w:rPr>
-          <w:rFonts w:ascii="Consolas" w:eastAsia="Consolas" w:hAnsi="Consolas" w:cs="Consolas"/>
-          <w:u w:val="single"/>
-        </w:rPr>
-        <w:t xml:space="preserve">                              </w:t>
-      </w:r>
-      <w:r>
-        <w:rPr>
-          <w:rFonts w:ascii="Consolas" w:eastAsia="Consolas" w:hAnsi="Consolas" w:cs="Consolas"/>
-          <w:u w:val="single"/>
-        </w:rPr>
-        <w:t xml:space="preserve">      </w:t>
-      </w:r>
-      <w:r>
-        <w:rPr>
-          <w:rFonts w:ascii="Consolas" w:eastAsia="Consolas" w:hAnsi="Consolas" w:cs="Consolas"/>
-          <w:u w:val="single"/>
-        </w:rPr>
-        <w:t xml:space="preserve">  </w:t>
-      </w:r>
-      <w:r>
-        <w:rPr>
-          <w:rFonts w:ascii="Consolas" w:eastAsia="Consolas" w:hAnsi="Consolas" w:cs="Consolas"/>
-        </w:rPr>
-        <w:t xml:space="preserve">     </w:t>
-      </w:r>
-      <w:r>
-        <w:rPr>
-          <w:rFonts w:ascii="Consolas" w:eastAsia="Consolas" w:hAnsi="Consolas" w:cs="Consolas"/>
-        </w:rPr>
-        <w:t>Appeal: Yes</w:t>
-      </w:r>
-      <w:r>
-        <w:rPr>
-          <w:rFonts w:ascii="Consolas" w:eastAsia="Consolas" w:hAnsi="Consolas" w:cs="Consolas"/>
-          <w:u w:val="single"/>
-        </w:rPr>
-        <w:tab/>
-      </w:r>
-      <w:r>
-        <w:rPr>
-          <w:rFonts w:ascii="Consolas" w:eastAsia="Consolas" w:hAnsi="Consolas" w:cs="Consolas"/>
-        </w:rPr>
-        <w:t xml:space="preserve"> </w:t>
-      </w:r>
-      <w:r>
-        <w:rPr>
-          <w:rFonts w:ascii="Consolas" w:eastAsia="Consolas" w:hAnsi="Consolas" w:cs="Consolas"/>
-        </w:rPr>
-        <w:t>No</w:t>
-      </w:r>
-      <w:r>
-        <w:rPr>
-          <w:rFonts w:ascii="Consolas" w:eastAsia="Consolas" w:hAnsi="Consolas" w:cs="Consolas"/>
-          <w:u w:val="single"/>
-        </w:rPr>
-        <w:tab/>
-      </w:r>
-    </w:p>
-    <w:p>
-      <w:pPr>
-        <w:rPr>
-          <w:rFonts w:ascii="Consolas" w:eastAsia="Consolas" w:hAnsi="Consolas" w:cs="Consolas"/>
-          <w:lang w:val="en-US"/>
-        </w:rPr>
-      </w:pPr>
-      <w:r>
-        <w:rPr>
-          <w:rFonts w:ascii="Consolas" w:eastAsia="Consolas" w:hAnsi="Consolas" w:cs="Consolas"/>
-        </w:rPr>
-        <w:tab/>
-      </w:r>
-      <w:r>
-        <w:rPr>
-          <w:rFonts w:ascii="Consolas" w:eastAsia="Consolas" w:hAnsi="Consolas" w:cs="Consolas"/>
-        </w:rPr>
-        <w:tab/>
-      </w:r>
-      <w:r>
-        <w:rPr>
-          <w:rFonts w:ascii="Consolas" w:eastAsia="Consolas" w:hAnsi="Consolas" w:cs="Consolas"/>
-        </w:rPr>
-        <w:tab/>
-      </w:r>
-      <w:r>
-        <w:rPr>
-          <w:rFonts w:ascii="Consolas" w:eastAsia="Consolas" w:hAnsi="Consolas" w:cs="Consolas"/>
-        </w:rPr>
-        <w:tab/>
-      </w:r>
-      <w:r>
-        <w:rPr>
-          <w:rFonts w:ascii="Consolas" w:eastAsia="Consolas" w:hAnsi="Consolas" w:cs="Consolas"/>
-        </w:rPr>
-        <w:tab/>
-      </w:r>
-      <w:r>
-        <w:rPr>
-          <w:rFonts w:ascii="Consolas" w:eastAsia="Consolas" w:hAnsi="Consolas" w:cs="Consolas"/>
-        </w:rPr>
-        <w:tab/>
-      </w:r>
-      <w:r>
-        <w:rPr>
-          <w:rFonts w:ascii="Consolas" w:eastAsia="Consolas" w:hAnsi="Consolas" w:cs="Consolas"/>
-          <w:lang w:val="en-US"/>
-        </w:rPr>
-        <w:t xml:space="preserve">If </w:t>
-      </w:r>
-      <w:proofErr w:type="gramStart"/>
-      <w:r>
-        <w:rPr>
-          <w:rFonts w:ascii="Consolas" w:eastAsia="Consolas" w:hAnsi="Consolas" w:cs="Consolas"/>
-          <w:lang w:val="en-US"/>
-        </w:rPr>
-        <w:t>Yes</w:t>
-      </w:r>
-      <w:proofErr w:type="gramEnd"/>
-      <w:r>
-        <w:rPr>
-          <w:rFonts w:ascii="Consolas" w:eastAsia="Consolas" w:hAnsi="Consolas" w:cs="Consolas"/>
-          <w:lang w:val="en-US"/>
-        </w:rPr>
-        <w:t xml:space="preserve"> provide appeal and copy to inmate</w:t>
-      </w:r>
-      <w:r>
-        <w:rPr>
-          <w:rFonts w:ascii="Consolas" w:eastAsia="Consolas" w:hAnsi="Consolas" w:cs="Consolas"/>
-        </w:rPr>
-        <w:tab/>
-      </w:r>
-    </w:p>
-    <w:p>
-      <w:pPr>
-        <w:rPr>
-          <w:rFonts w:ascii="Consolas" w:eastAsia="Consolas" w:hAnsi="Consolas" w:cs="Consolas"/>
-        </w:rPr>
-      </w:pPr>
-    </w:p>
-    <w:p>
-      <w:pPr>
-        <w:rPr>
-          <w:rFonts w:ascii="Consolas" w:eastAsia="Consolas" w:hAnsi="Consolas" w:cs="Consolas"/>
-          <w:lang w:val="en-US"/>
-        </w:rPr>
-      </w:pPr>
-      <w:r>
-        <w:rPr>
-          <w:rFonts w:ascii="Consolas" w:eastAsia="Consolas" w:hAnsi="Consolas" w:cs="Consolas"/>
-          <w:lang w:val="en-US"/>
-        </w:rPr>
-        <w:t>Panel Member Signature</w:t>
-      </w:r>
-      <w:r>
-        <w:rPr>
-          <w:rFonts w:ascii="Consolas" w:eastAsia="Consolas" w:hAnsi="Consolas" w:cs="Consolas"/>
-          <w:lang w:val="en-US"/>
-        </w:rPr>
-        <w:t>s</w:t>
-      </w:r>
-      <w:r>
-        <w:rPr>
-          <w:rFonts w:ascii="Consolas" w:eastAsia="Consolas" w:hAnsi="Consolas" w:cs="Consolas"/>
-          <w:lang w:val="en-US"/>
-        </w:rPr>
-        <w:t xml:space="preserve">: </w:t>
-      </w:r>
-      <w:r>
-        <w:tab/>
-      </w:r>
-      <w:r>
-        <w:tab/>
-      </w:r>
-      <w:r>
-        <w:tab/>
-      </w:r>
-      <w:r>
-        <w:tab/>
-      </w:r>
-      <w:r>
-        <w:tab/>
-      </w:r>
-      <w:r>
-        <w:tab/>
-      </w:r>
-      <w:r>
-        <w:tab/>
-      </w:r>
-      <w:r>
-        <w:rPr>
-          <w:rFonts w:ascii="Consolas" w:eastAsia="Consolas" w:hAnsi="Consolas" w:cs="Consolas"/>
-          <w:lang w:val="en-US"/>
-        </w:rPr>
-        <w:t>Date:</w:t>
-      </w:r>
-      <w:r>
-        <w:tab/>
-      </w:r>
-      <w:r>
-        <w:tab/>
-      </w:r>
-      <w:r>
-        <w:tab/>
-      </w:r>
-    </w:p>
-    <w:p>
-      <w:pPr>
-        <w:rPr>
-          <w:rFonts w:ascii="Consolas" w:eastAsia="Consolas" w:hAnsi="Consolas" w:cs="Consolas"/>
-        </w:rPr>
-      </w:pPr>
-    </w:p>
-    <w:p>
-      <w:pPr>
-        <w:rPr>
-          <w:rFonts w:ascii="Consolas" w:eastAsia="Consolas" w:hAnsi="Consolas" w:cs="Consolas"/>
-        </w:rPr>
-      </w:pPr>
-    </w:p>
-    <w:p>
-      <w:pPr>
-        <w:rPr>
-          <w:rFonts w:ascii="Consolas" w:eastAsia="Consolas" w:hAnsi="Consolas" w:cs="Consolas"/>
-          <w:u w:val="single"/>
-        </w:rPr>
-      </w:pPr>
-      <w:r>
-        <w:rPr>
-          <w:rFonts w:ascii="Consolas" w:eastAsia="Consolas" w:hAnsi="Consolas" w:cs="Consolas"/>
-          <w:u w:val="single"/>
-        </w:rPr>
-        <w:t xml:space="preserve">                         </w:t>
-      </w:r>
-      <w:r>
-        <w:rPr>
-          <w:rFonts w:ascii="Consolas" w:eastAsia="Consolas" w:hAnsi="Consolas" w:cs="Consolas"/>
-        </w:rPr>
-        <w:tab/>
-      </w:r>
-      <w:r>
-        <w:rPr>
-          <w:rFonts w:ascii="Consolas" w:eastAsia="Consolas" w:hAnsi="Consolas" w:cs="Consolas"/>
-          <w:u w:val="single"/>
-        </w:rPr>
-        <w:t xml:space="preserve">                         </w:t>
-      </w:r>
-      <w:r>
-        <w:rPr>
-          <w:rFonts w:ascii="Consolas" w:eastAsia="Consolas" w:hAnsi="Consolas" w:cs="Consolas"/>
-        </w:rPr>
-        <w:tab/>
-      </w:r>
-      <w:r>
-        <w:rPr>
-          <w:rFonts w:ascii="Consolas" w:eastAsia="Consolas" w:hAnsi="Consolas" w:cs="Consolas"/>
-          <w:u w:val="single"/>
-        </w:rPr>
-        <w:tab/>
-      </w:r>
-      <w:r>
-        <w:rPr>
-          <w:rFonts w:ascii="Consolas" w:eastAsia="Consolas" w:hAnsi="Consolas" w:cs="Consolas"/>
-          <w:u w:val="single"/>
-        </w:rPr>
-        <w:tab/>
-      </w:r>
-      <w:r>
-        <w:rPr>
-          <w:rFonts w:ascii="Consolas" w:eastAsia="Consolas" w:hAnsi="Consolas" w:cs="Consolas"/>
-          <w:u w:val="single"/>
-        </w:rPr>
-        <w:tab/>
-      </w:r>
-      <w:r>
-        <w:rPr>
-          <w:rFonts w:ascii="Consolas" w:eastAsia="Consolas" w:hAnsi="Consolas" w:cs="Consolas"/>
-          <w:u w:val="single"/>
-        </w:rPr>
-        <w:tab/>
-      </w:r>
-      <w:r>
-        <w:rPr>
-          <w:rFonts w:ascii="Consolas" w:eastAsia="Consolas" w:hAnsi="Consolas" w:cs="Consolas"/>
-          <w:u w:val="single"/>
-        </w:rPr>
-        <w:tab/>
-      </w:r>
-    </w:p>
-    <w:p>
-      <w:pPr>
-        <w:rPr>
-          <w:rFonts w:ascii="Consolas" w:eastAsia="Consolas" w:hAnsi="Consolas" w:cs="Consolas"/>
-          <w:u w:val="single"/>
-        </w:rPr>
-      </w:pPr>
-      <w:r>
-        <w:rPr>
-          <w:rFonts w:ascii="Consolas" w:eastAsia="Consolas" w:hAnsi="Consolas" w:cs="Consolas"/>
-        </w:rPr>
-        <w:t>Chairperson</w:t>
-      </w:r>
-      <w:r>
-        <w:rPr>
-          <w:rFonts w:ascii="Consolas" w:eastAsia="Consolas" w:hAnsi="Consolas" w:cs="Consolas"/>
-        </w:rPr>
-        <w:tab/>
-      </w:r>
-      <w:r>
-        <w:rPr>
-          <w:rFonts w:ascii="Consolas" w:eastAsia="Consolas" w:hAnsi="Consolas" w:cs="Consolas"/>
-        </w:rPr>
-        <w:tab/>
-      </w:r>
-      <w:r>
-        <w:rPr>
-          <w:rFonts w:ascii="Consolas" w:eastAsia="Consolas" w:hAnsi="Consolas" w:cs="Consolas"/>
-        </w:rPr>
-        <w:tab/>
-      </w:r>
-      <w:r>
-        <w:rPr>
-          <w:rFonts w:ascii="Consolas" w:eastAsia="Consolas" w:hAnsi="Consolas" w:cs="Consolas"/>
-        </w:rPr>
-        <w:tab/>
-      </w:r>
-      <w:r>
-        <w:rPr>
-          <w:rFonts w:ascii="Consolas" w:eastAsia="Consolas" w:hAnsi="Consolas" w:cs="Consolas"/>
-        </w:rPr>
-        <w:t>Treatment Member</w:t>
-      </w:r>
-      <w:r>
-        <w:rPr>
-          <w:rFonts w:ascii="Consolas" w:eastAsia="Consolas" w:hAnsi="Consolas" w:cs="Consolas"/>
-        </w:rPr>
-        <w:tab/>
-      </w:r>
-      <w:r>
-        <w:rPr>
-          <w:rFonts w:ascii="Consolas" w:eastAsia="Consolas" w:hAnsi="Consolas" w:cs="Consolas"/>
-        </w:rPr>
-        <w:tab/>
-      </w:r>
-      <w:r>
-        <w:rPr>
-          <w:rFonts w:ascii="Consolas" w:eastAsia="Consolas" w:hAnsi="Consolas" w:cs="Consolas"/>
-        </w:rPr>
-        <w:tab/>
-        <w:t>Security Member</w:t>
-      </w:r>
-    </w:p>
-    <w:p>
-      <w:pPr>
-        <w:rPr>
-          <w:rFonts w:ascii="Consolas" w:eastAsia="Consolas" w:hAnsi="Consolas" w:cs="Consolas"/>
-        </w:rPr>
-      </w:pPr>
-    </w:p>
-    <w:p>
-      <w:pPr>
-        <w:rPr>
-          <w:rFonts w:ascii="Consolas" w:eastAsia="Consolas" w:hAnsi="Consolas" w:cs="Consolas"/>
-        </w:rPr>
-      </w:pPr>
-      <w:r>
-        <w:rPr>
-          <w:rFonts w:ascii="Consolas" w:eastAsia="Consolas" w:hAnsi="Consolas" w:cs="Consolas"/>
-        </w:rPr>
-        <w:t>If panel member disagrees with majority recommend, state specific reasons:</w:t>
-      </w:r>
-    </w:p>
-    <w:p>
-      <w:pPr>
-        <w:tabs>
-          <w:tab w:val="left" w:pos="10800"/>
-        </w:tabs>
-        <w:rPr>
-          <w:rFonts w:ascii="Consolas" w:eastAsia="Consolas" w:hAnsi="Consolas" w:cs="Consolas"/>
-          <w:u w:val="single"/>
-          <w:lang w:val="en-US"/>
-        </w:rPr>
-      </w:pPr>
-      <w:r>
-        <w:rPr>
-          <w:rFonts w:ascii="Consolas" w:eastAsia="Consolas" w:hAnsi="Consolas" w:cs="Consolas"/>
-          <w:u w:val="single"/>
-          <w:lang w:val="en-US"/>
-        </w:rPr>
-        <w:t>{</w:t>
-      </w:r>
-      <w:proofErr w:type="spellStart"/>
-      <w:r>
-        <w:rPr>
-          <w:rFonts w:ascii="Consolas" w:eastAsia="Consolas" w:hAnsi="Consolas" w:cs="Consolas"/>
-          <w:u w:val="single"/>
-          <w:lang w:val="en-US"/>
-        </w:rPr>
-        <w:t>disagreementReasons</w:t>
-      </w:r>
-      <w:proofErr w:type="spellEnd"/>
-      <w:r>
-        <w:rPr>
-          <w:rFonts w:ascii="Consolas" w:eastAsia="Consolas" w:hAnsi="Consolas" w:cs="Consolas"/>
-          <w:u w:val="single"/>
-          <w:lang w:val="en-US"/>
-        </w:rPr>
-        <w:t>}</w:t>
-      </w:r>
-      <w:r>
-        <w:tab/>
-      </w:r>
-    </w:p>
-    <w:p>
-      <w:pPr>
-        <w:rPr>
-          <w:rFonts w:ascii="Consolas" w:eastAsia="Consolas" w:hAnsi="Consolas" w:cs="Consolas"/>
-        </w:rPr>
-      </w:pPr>
-    </w:p>
-    <w:p>
-      <w:pPr>
-        <w:rPr>
-          <w:rFonts w:ascii="Consolas" w:eastAsia="Consolas" w:hAnsi="Consolas" w:cs="Consolas"/>
-        </w:rPr>
-      </w:pPr>
-      <w:r>
-        <w:rPr>
-          <w:rFonts w:ascii="Consolas" w:eastAsia="Consolas" w:hAnsi="Consolas" w:cs="Consolas"/>
-        </w:rPr>
-        <w:t>Approving Authority:</w:t>
-      </w:r>
-    </w:p>
-    <w:p>
-      <w:pPr>
-        <w:rPr>
-          <w:rFonts w:ascii="Consolas" w:eastAsia="Consolas" w:hAnsi="Consolas" w:cs="Consolas"/>
-        </w:rPr>
-      </w:pPr>
-    </w:p>
-    <w:p>
-      <w:pPr>
-        <w:rPr>
-          <w:rFonts w:ascii="Consolas" w:eastAsia="Consolas" w:hAnsi="Consolas" w:cs="Consolas"/>
-        </w:rPr>
-      </w:pPr>
-    </w:p>
-    <w:p>
-      <w:pPr>
-        <w:rPr>
-          <w:rFonts w:ascii="Consolas" w:eastAsia="Consolas" w:hAnsi="Consolas" w:cs="Consolas"/>
-          <w:lang w:val="en-US"/>
-        </w:rPr>
-      </w:pPr>
-      <w:r>
-        <w:rPr>
-          <w:rFonts w:ascii="Consolas" w:eastAsia="Consolas" w:hAnsi="Consolas" w:cs="Consolas"/>
-          <w:u w:val="single"/>
-          <w:lang w:val="en-US"/>
-        </w:rPr>
-        <w:t xml:space="preserve">                         </w:t>
-      </w:r>
-      <w:r>
-        <w:tab/>
-      </w:r>
-      <w:r>
-        <w:rPr>
-          <w:rFonts w:ascii="Consolas" w:eastAsia="Consolas" w:hAnsi="Consolas" w:cs="Consolas"/>
-          <w:u w:val="single"/>
-          <w:lang w:val="en-US"/>
-        </w:rPr>
-        <w:t xml:space="preserve">                   </w:t>
-      </w:r>
-      <w:r>
-        <w:tab/>
-      </w:r>
-      <w:r>
-        <w:rPr>
-          <w:rFonts w:ascii="Consolas" w:eastAsia="Consolas" w:hAnsi="Consolas" w:cs="Consolas"/>
-          <w:lang w:val="en-US"/>
-        </w:rPr>
-        <w:t xml:space="preserve">Approve </w:t>
-      </w:r>
-      <w:proofErr w:type="gramStart"/>
-      <w:r>
-        <w:tab/>
-      </w:r>
-      <w:r>
-        <w:rPr>
-          <w:rFonts w:ascii="Consolas" w:eastAsia="Consolas" w:hAnsi="Consolas" w:cs="Consolas"/>
-          <w:lang w:val="en-US"/>
-        </w:rPr>
-        <w:t xml:space="preserve">  Deny</w:t>
-      </w:r>
-      <w:proofErr w:type="gramEnd"/>
-      <w:r>
-        <w:tab/>
-      </w:r>
-    </w:p>
-    <w:p>
-      <w:pPr>
-        <w:rPr>
-          <w:rFonts w:ascii="Consolas" w:eastAsia="Consolas" w:hAnsi="Consolas" w:cs="Consolas"/>
-        </w:rPr>
-      </w:pPr>
-      <w:r>
-        <w:rPr>
-          <w:rFonts w:ascii="Consolas" w:eastAsia="Consolas" w:hAnsi="Consolas" w:cs="Consolas"/>
-        </w:rPr>
-        <w:t>Signature</w:t>
-      </w:r>
-      <w:r>
-        <w:rPr>
-          <w:rFonts w:ascii="Consolas" w:eastAsia="Consolas" w:hAnsi="Consolas" w:cs="Consolas"/>
-        </w:rPr>
-        <w:tab/>
-      </w:r>
-      <w:r>
-        <w:rPr>
-          <w:rFonts w:ascii="Consolas" w:eastAsia="Consolas" w:hAnsi="Consolas" w:cs="Consolas"/>
-        </w:rPr>
-        <w:tab/>
-      </w:r>
-      <w:r>
-        <w:rPr>
-          <w:rFonts w:ascii="Consolas" w:eastAsia="Consolas" w:hAnsi="Consolas" w:cs="Consolas"/>
-        </w:rPr>
-        <w:tab/>
-      </w:r>
-      <w:r>
-        <w:rPr>
-          <w:rFonts w:ascii="Consolas" w:eastAsia="Consolas" w:hAnsi="Consolas" w:cs="Consolas"/>
-        </w:rPr>
-        <w:tab/>
-        <w:t>Date</w:t>
-      </w:r>
-    </w:p>
-    <w:p>
-      <w:pPr>
-        <w:rPr>
-          <w:rFonts w:ascii="Consolas" w:eastAsia="Consolas" w:hAnsi="Consolas" w:cs="Consolas"/>
-        </w:rPr>
-      </w:pPr>
-    </w:p>
-    <w:p>
-      <w:pPr>
-        <w:rPr>
-          <w:rFonts w:ascii="Consolas" w:eastAsia="Consolas" w:hAnsi="Consolas" w:cs="Consolas"/>
-        </w:rPr>
-      </w:pPr>
-      <w:r>
-        <w:rPr>
-          <w:rFonts w:ascii="Consolas" w:eastAsia="Consolas" w:hAnsi="Consolas" w:cs="Consolas"/>
-        </w:rPr>
-        <w:t>If denied, reasons include:</w:t>
-      </w:r>
-    </w:p>
-    <w:p>
-      <w:pPr>
-        <w:tabs>
-          <w:tab w:val="left" w:pos="10800"/>
-        </w:tabs>
-        <w:rPr>
-          <w:rFonts w:ascii="Consolas" w:eastAsia="Consolas" w:hAnsi="Consolas" w:cs="Consolas"/>
-          <w:u w:val="single"/>
-          <w:lang w:val="en-US"/>
-        </w:rPr>
-      </w:pPr>
-      <w:r>
-        <w:rPr>
-          <w:rFonts w:ascii="Consolas" w:eastAsia="Consolas" w:hAnsi="Consolas" w:cs="Consolas"/>
-          <w:u w:val="single"/>
-          <w:lang w:val="en-US"/>
-        </w:rPr>
-        <w:t>{</w:t>
-      </w:r>
-      <w:proofErr w:type="spellStart"/>
-      <w:r>
-        <w:rPr>
-          <w:rFonts w:ascii="Consolas" w:eastAsia="Consolas" w:hAnsi="Consolas" w:cs="Consolas"/>
-          <w:u w:val="single"/>
-          <w:lang w:val="en-US"/>
-        </w:rPr>
-        <w:t>denialReasons</w:t>
-      </w:r>
-      <w:proofErr w:type="spellEnd"/>
-      <w:r>
-        <w:rPr>
-          <w:rFonts w:ascii="Consolas" w:eastAsia="Consolas" w:hAnsi="Consolas" w:cs="Consolas"/>
-          <w:u w:val="single"/>
-          <w:lang w:val="en-US"/>
-        </w:rPr>
-        <w:t>}</w:t>
-      </w:r>
-      <w:r>
-        <w:tab/>
-      </w:r>
-      <w:r>
-        <w:rPr>
-          <w:lang w:val="en-US"/>
-        </w:rPr>
-        <w:br w:type="page"/>
-      </w:r>
     </w:p>
     <w:p>
       <w:pPr>
@@ -1894,7 +27,6 @@
         <w:rPr>
           <w:noProof/>
         </w:rPr>
-        <w:lastRenderedPageBreak/>
         <w:drawing>
           <wp:anchor distT="114300" distB="114300" distL="114300" distR="114300" simplePos="0" relativeHeight="251658240" behindDoc="0" locked="0" layoutInCell="1" hidden="0" allowOverlap="1" wp14:anchorId="4EB643BC" wp14:editId="07777777">
             <wp:simplePos x="0" y="0"/>
@@ -2021,7 +153,6 @@
         <w:tc>
           <w:tcPr>
             <w:tcW w:w="4850" w:type="dxa"/>
-            <w:shd w:val="clear" w:color="auto" w:fill="auto"/>
             <w:tcMar>
               <w:top w:w="100" w:type="dxa"/>
               <w:left w:w="100" w:type="dxa"/>
@@ -2149,7 +280,6 @@
         <w:tc>
           <w:tcPr>
             <w:tcW w:w="4728" w:type="dxa"/>
-            <w:shd w:val="clear" w:color="auto" w:fill="auto"/>
             <w:tcMar>
               <w:top w:w="100" w:type="dxa"/>
               <w:left w:w="100" w:type="dxa"/>
@@ -2215,10 +345,7 @@
               </w:rPr>
             </w:pPr>
             <w:r>
-              <w:t>Level of Care</w:t>
-            </w:r>
-            <w:r>
-              <w:t xml:space="preserve">: </w:t>
+              <w:t xml:space="preserve">Level of Care: </w:t>
             </w:r>
             <w:r>
               <w:rPr>
